--- a/informe/Mallplaza_Analisis_Financiero_ES.docx
+++ b/informe/Mallplaza_Analisis_Financiero_ES.docx
@@ -5010,6 +5010,151 @@
               <w:t xml:space="preserve">Sin las ganancias por valor razonable netas de impuesto diferido, la utilidad distribuible auditada fue CLP 369 mil MM y el ROE 9,7%, el más alto de los tres pares locales en base comparable (Anexo 6). El FFO, que reconstruimos desde los estados financieros con 0,02% de diferencia frente a los CLP 405 mil MM reportados (Figura 2), mantuvo un margen de 59–62% en 2022–2025, mientras la utilidad neta varió más de cuatro veces. El FFO excluye el reajuste UF de la deuda (CLP 44 mil MM, 11% del FFO); la utilidad distribuible lo incluye y es nuestra ancla conservadora de utilidades.</w:t>
             </w:r>
           </w:p>
+        </w:tc>
+        <w:tc>
+          <w:tcPr>
+            <w:tcW w:type="dxa" w:w="216"/>
+            <w:tcBorders>
+              <w:top w:val="none" w:color="FFFFFF" w:sz="0"/>
+              <w:left w:val="none" w:color="FFFFFF" w:sz="0"/>
+              <w:bottom w:val="none" w:color="FFFFFF" w:sz="0"/>
+              <w:right w:val="none" w:color="FFFFFF" w:sz="0"/>
+            </w:tcBorders>
+            <w:tcMar>
+              <w:top w:type="dxa" w:w="0"/>
+              <w:left w:type="dxa" w:w="0"/>
+              <w:bottom w:type="dxa" w:w="0"/>
+              <w:right w:type="dxa" w:w="0"/>
+            </w:tcMar>
+            <w:vAlign w:val="top"/>
+          </w:tcPr>
+          <w:p/>
+        </w:tc>
+        <w:tc>
+          <w:tcPr>
+            <w:tcW w:type="dxa" w:w="3550"/>
+            <w:tcBorders>
+              <w:top w:val="none" w:color="FFFFFF" w:sz="0"/>
+              <w:left w:val="none" w:color="FFFFFF" w:sz="0"/>
+              <w:bottom w:val="none" w:color="FFFFFF" w:sz="0"/>
+              <w:right w:val="none" w:color="FFFFFF" w:sz="0"/>
+            </w:tcBorders>
+            <w:tcMar>
+              <w:top w:type="dxa" w:w="0"/>
+              <w:left w:type="dxa" w:w="0"/>
+              <w:bottom w:type="dxa" w:w="0"/>
+              <w:right w:type="dxa" w:w="0"/>
+            </w:tcMar>
+            <w:vAlign w:val="top"/>
+          </w:tcPr>
+          <w:p>
+            <w:pPr>
+              <w:spacing w:after="30" w:before="20" w:line="228" w:lineRule="auto"/>
+            </w:pPr>
+            <w:r>
+              <w:rPr>
+                <w:rFonts w:ascii="Arial" w:cs="Arial" w:eastAsia="Arial" w:hAnsi="Arial"/>
+                <w:b/>
+                <w:bCs/>
+                <w:color w:val="14284B"/>
+                <w:sz w:val="14"/>
+                <w:szCs w:val="14"/>
+              </w:rPr>
+              <w:t xml:space="preserve">Figura 2: </w:t>
+            </w:r>
+            <w:r>
+              <w:rPr>
+                <w:rFonts w:ascii="Arial" w:cs="Arial" w:eastAsia="Arial" w:hAnsi="Arial"/>
+                <w:color w:val="14284B"/>
+                <w:sz w:val="14"/>
+                <w:szCs w:val="14"/>
+              </w:rPr>
+              <w:t xml:space="preserve">Sin revalorizaciones ni partidas no monetarias, CLP 1.441 mil MM de utilidad se vuelven CLP 408 mil MM de FFO (CLP mil MM)</w:t>
+            </w:r>
+          </w:p>
+          <w:p>
+            <w:pPr>
+              <w:spacing w:after="20" w:before="0" w:line="240" w:lineRule="auto"/>
+            </w:pPr>
+            <w:r>
+              <w:drawing>
+                <wp:inline distT="0" distB="0" distL="0" distR="0">
+                  <wp:extent cx="2257425" cy="1695450"/>
+                  <wp:effectExtent t="0" r="0" b="0" l="0"/>
+                  <wp:docPr id="1" name="" descr="" title=""/>
+                  <wp:cNvGraphicFramePr>
+                    <a:graphicFrameLocks xmlns:a="http://schemas.openxmlformats.org/drawingml/2006/main" noChangeAspect="1"/>
+                  </wp:cNvGraphicFramePr>
+                  <a:graphic xmlns:a="http://schemas.openxmlformats.org/drawingml/2006/main">
+                    <a:graphicData uri="http://schemas.openxmlformats.org/drawingml/2006/picture">
+                      <pic:pic xmlns:pic="http://schemas.openxmlformats.org/drawingml/2006/picture">
+                        <pic:nvPicPr>
+                          <pic:cNvPr id="0" name="" descr=""/>
+                          <pic:cNvPicPr>
+                            <a:picLocks noChangeAspect="1" noChangeArrowheads="1"/>
+                          </pic:cNvPicPr>
+                        </pic:nvPicPr>
+                        <pic:blipFill>
+                          <a:blip r:embed="rId11" cstate="none"/>
+                          <a:srcRect/>
+                          <a:stretch>
+                            <a:fillRect/>
+                          </a:stretch>
+                        </pic:blipFill>
+                        <pic:spPr bwMode="auto">
+                          <a:xfrm>
+                            <a:off x="0" y="0"/>
+                            <a:ext cx="2257425" cy="1695450"/>
+                          </a:xfrm>
+                          <a:prstGeom prst="rect">
+                            <a:avLst/>
+                          </a:prstGeom>
+                        </pic:spPr>
+                      </pic:pic>
+                    </a:graphicData>
+                  </a:graphic>
+                </wp:inline>
+              </w:drawing>
+            </w:r>
+          </w:p>
+          <w:p>
+            <w:pPr>
+              <w:spacing w:after="0" w:before="10" w:line="216" w:lineRule="auto"/>
+              <w:jc w:val="both"/>
+            </w:pPr>
+            <w:r>
+              <w:rPr>
+                <w:rFonts w:ascii="Arial" w:cs="Arial" w:eastAsia="Arial" w:hAnsi="Arial"/>
+                <w:color w:val="5F5F5F"/>
+                <w:sz w:val="11"/>
+                <w:szCs w:val="11"/>
+              </w:rPr>
+              <w:t xml:space="preserve">Celeste suma, rojo resta, azul = totales. Tras minoritarios (CLP 2,8 mil MM), el FFO atribuible es CLP 405,2 mil MM vs 405,3 reportado. Fuente: EEFF Plaza S.A. (CMF) 2025, Notas 13.1 y 23; análisis del equipo.</w:t>
+            </w:r>
+          </w:p>
+        </w:tc>
+      </w:tr>
+      <w:tr>
+        <w:trPr>
+          <w:cantSplit/>
+        </w:trPr>
+        <w:tc>
+          <w:tcPr>
+            <w:tcW w:type="dxa" w:w="6900"/>
+            <w:tcBorders>
+              <w:top w:val="none" w:color="FFFFFF" w:sz="0"/>
+              <w:left w:val="none" w:color="FFFFFF" w:sz="0"/>
+              <w:bottom w:val="none" w:color="FFFFFF" w:sz="0"/>
+              <w:right w:val="none" w:color="FFFFFF" w:sz="0"/>
+            </w:tcBorders>
+            <w:tcMar>
+              <w:top w:type="dxa" w:w="0"/>
+              <w:left w:type="dxa" w:w="0"/>
+              <w:bottom w:type="dxa" w:w="0"/>
+              <w:right w:type="dxa" w:w="0"/>
+            </w:tcMar>
+            <w:vAlign w:val="top"/>
+          </w:tcPr>
           <w:p>
             <w:pPr>
               <w:keepNext/>
@@ -5165,91 +5310,6 @@
           <w:p>
             <w:pPr>
               <w:spacing w:after="30" w:before="20" w:line="228" w:lineRule="auto"/>
-            </w:pPr>
-            <w:r>
-              <w:rPr>
-                <w:rFonts w:ascii="Arial" w:cs="Arial" w:eastAsia="Arial" w:hAnsi="Arial"/>
-                <w:b/>
-                <w:bCs/>
-                <w:color w:val="14284B"/>
-                <w:sz w:val="14"/>
-                <w:szCs w:val="14"/>
-              </w:rPr>
-              <w:t xml:space="preserve">Figura 2: </w:t>
-            </w:r>
-            <w:r>
-              <w:rPr>
-                <w:rFonts w:ascii="Arial" w:cs="Arial" w:eastAsia="Arial" w:hAnsi="Arial"/>
-                <w:color w:val="14284B"/>
-                <w:sz w:val="14"/>
-                <w:szCs w:val="14"/>
-              </w:rPr>
-              <w:t xml:space="preserve">Sin revalorizaciones ni partidas no monetarias, CLP 1.441 mil MM de utilidad se vuelven CLP 408 mil MM de FFO (CLP mil MM)</w:t>
-            </w:r>
-          </w:p>
-          <w:p>
-            <w:pPr>
-              <w:spacing w:after="20" w:before="0" w:line="240" w:lineRule="auto"/>
-            </w:pPr>
-            <w:r>
-              <w:drawing>
-                <wp:inline distT="0" distB="0" distL="0" distR="0">
-                  <wp:extent cx="2257425" cy="1695450"/>
-                  <wp:effectExtent t="0" r="0" b="0" l="0"/>
-                  <wp:docPr id="1" name="" descr="" title=""/>
-                  <wp:cNvGraphicFramePr>
-                    <a:graphicFrameLocks xmlns:a="http://schemas.openxmlformats.org/drawingml/2006/main" noChangeAspect="1"/>
-                  </wp:cNvGraphicFramePr>
-                  <a:graphic xmlns:a="http://schemas.openxmlformats.org/drawingml/2006/main">
-                    <a:graphicData uri="http://schemas.openxmlformats.org/drawingml/2006/picture">
-                      <pic:pic xmlns:pic="http://schemas.openxmlformats.org/drawingml/2006/picture">
-                        <pic:nvPicPr>
-                          <pic:cNvPr id="0" name="" descr=""/>
-                          <pic:cNvPicPr>
-                            <a:picLocks noChangeAspect="1" noChangeArrowheads="1"/>
-                          </pic:cNvPicPr>
-                        </pic:nvPicPr>
-                        <pic:blipFill>
-                          <a:blip r:embed="rId11" cstate="none"/>
-                          <a:srcRect/>
-                          <a:stretch>
-                            <a:fillRect/>
-                          </a:stretch>
-                        </pic:blipFill>
-                        <pic:spPr bwMode="auto">
-                          <a:xfrm>
-                            <a:off x="0" y="0"/>
-                            <a:ext cx="2257425" cy="1695450"/>
-                          </a:xfrm>
-                          <a:prstGeom prst="rect">
-                            <a:avLst/>
-                          </a:prstGeom>
-                        </pic:spPr>
-                      </pic:pic>
-                    </a:graphicData>
-                  </a:graphic>
-                </wp:inline>
-              </w:drawing>
-            </w:r>
-          </w:p>
-          <w:p>
-            <w:pPr>
-              <w:spacing w:after="0" w:before="10" w:line="216" w:lineRule="auto"/>
-              <w:jc w:val="both"/>
-            </w:pPr>
-            <w:r>
-              <w:rPr>
-                <w:rFonts w:ascii="Arial" w:cs="Arial" w:eastAsia="Arial" w:hAnsi="Arial"/>
-                <w:color w:val="5F5F5F"/>
-                <w:sz w:val="11"/>
-                <w:szCs w:val="11"/>
-              </w:rPr>
-              <w:t xml:space="preserve">Celeste suma, rojo resta, azul = totales. Tras minoritarios (CLP 2,8 mil MM), el FFO atribuible es CLP 405,2 mil MM vs 405,3 reportado. Fuente: EEFF Plaza S.A. (CMF) 2025, Notas 13.1 y 23; análisis del equipo.</w:t>
-            </w:r>
-          </w:p>
-          <w:p>
-            <w:pPr>
-              <w:spacing w:after="30" w:before="90" w:line="228" w:lineRule="auto"/>
             </w:pPr>
             <w:r>
               <w:rPr>
@@ -5444,106 +5504,6 @@
               <w:t xml:space="preserve">El capex está subiendo. Los compromisos contractuales de inversión aumentaron a CLP 78 mil MM en junio de 2026 desde CLP 18 mil MM en diciembre de 2025, y el capex en propiedades de 1S26 fue CLP 81 mil MM (+176%). El caso base financia los USD 445 MM restantes del pipeline en 2026–2028 y luego sigue agregando cerca de 27.000 m² de GLA al año, el ritmo orgánico de 2022–2025, por lo que el capex se estabiliza cerca de 16% de los ingresos y no en el piso de mantención de 5,5% (Figura 7).</w:t>
             </w:r>
           </w:p>
-          <w:p>
-            <w:pPr>
-              <w:keepNext/>
-              <w:pBdr>
-                <w:bottom w:val="single" w:color="E9004B" w:sz="8" w:space="1"/>
-              </w:pBdr>
-              <w:spacing w:after="50" w:before="90" w:line="228" w:lineRule="auto"/>
-            </w:pPr>
-            <w:r>
-              <w:rPr>
-                <w:rFonts w:ascii="Arial" w:cs="Arial" w:eastAsia="Arial" w:hAnsi="Arial"/>
-                <w:b/>
-                <w:bCs/>
-                <w:color w:val="14284B"/>
-                <w:sz w:val="16"/>
-                <w:szCs w:val="16"/>
-              </w:rPr>
-              <w:t xml:space="preserve">Los indicadores de flujo justifican el AAA; los ratios contables lo exageran</w:t>
-            </w:r>
-          </w:p>
-          <w:p>
-            <w:pPr>
-              <w:spacing w:after="60" w:before="0" w:line="228" w:lineRule="auto"/>
-              <w:jc w:val="both"/>
-            </w:pPr>
-            <w:r>
-              <w:rPr>
-                <w:rFonts w:ascii="Arial" w:cs="Arial" w:eastAsia="Arial" w:hAnsi="Arial"/>
-                <w:color w:val="1A1A1A"/>
-                <w:sz w:val="16"/>
-                <w:szCs w:val="16"/>
-              </w:rPr>
-              <w:t xml:space="preserve">El LTV bajó de 26,9% a 18,8% en 2025, pero 5,0 pp de la caída de 8,0 pp vinieron de revalorizar el denominador; con las propiedades al valor de 2024 más las adiciones, el LTV habría sido 23,8% (Figura 5). Los indicadores de flujo son el lente honesto y respaldan el alza de Feller Rate a AAA (25 de septiembre de 2026): la DFN/EBITDA bajó de 3,78x a 2,36x con el EBITDA UDM de junio de 2026 (la cifra de 2024 incluye solo un mes de Perú), y el EBITDA cubre 8,4x los costos financieros.</w:t>
-            </w:r>
-          </w:p>
-          <w:p>
-            <w:pPr>
-              <w:spacing w:after="60" w:before="0" w:line="228" w:lineRule="auto"/>
-              <w:jc w:val="both"/>
-            </w:pPr>
-            <w:r>
-              <w:rPr>
-                <w:rFonts w:ascii="Arial" w:cs="Arial" w:eastAsia="Arial" w:hAnsi="Arial"/>
-                <w:color w:val="1A1A1A"/>
-                <w:sz w:val="16"/>
-                <w:szCs w:val="16"/>
-              </w:rPr>
-              <w:t xml:space="preserve">La deuda bruta de CLP 1.633 mil MM está 79% en UF, 14% en PEN y 7% en COP, en línea con las monedas de los ingresos; el 95% es de largo plazo, con una duración de 6,6 años. Los bonos en UF pagan un cupón real de 3,36% (3,48% efectivo), pero con el reajuste UF el costo nominal total fue cercano a 7% en 2025. Los vencimientos se concentran en 2029, 2031 y 2033 (Figura 6); refinanciar la serie S (1,32% efectivo) a la tasa de la última emisión (4,33%) sumaría cerca de CLP 4,9 mil MM al año. La liquidez es holgada: a junio de 2026 la razón corriente era 2,50x y la caja cubría 1,71x los pasivos corrientes.</w:t>
-            </w:r>
-          </w:p>
-          <w:p>
-            <w:pPr>
-              <w:spacing w:after="60" w:before="0" w:line="228" w:lineRule="auto"/>
-              <w:jc w:val="both"/>
-            </w:pPr>
-            <w:r>
-              <w:rPr>
-                <w:rFonts w:ascii="Arial" w:cs="Arial" w:eastAsia="Arial" w:hAnsi="Arial"/>
-                <w:color w:val="1A1A1A"/>
-                <w:sz w:val="16"/>
-                <w:szCs w:val="16"/>
-              </w:rPr>
-              <w:t xml:space="preserve">Nuestro caso base usa esa holgura. La DFN/EBITDA converge linealmente de 2,36x a 3,5x a fines de 2031E, entre Cencosud Shopping (2,1x) y Parque Arauco (5,7x), y cada vuelta adicional suma 25 pb al costo real de la deuda. La caja por sobre el payout de 40% y el plan de capex se devuelve con recompras o dividendos extraordinarios: CLP 1,8 billones acumulados en 2S26E–2031E (Anexo 5). Con 3,5x, el nuevo AAA probablemente quedaría bajo presión.</w:t>
-            </w:r>
-          </w:p>
-          <w:p>
-            <w:pPr>
-              <w:keepNext/>
-              <w:pBdr>
-                <w:bottom w:val="single" w:color="E9004B" w:sz="8" w:space="1"/>
-              </w:pBdr>
-              <w:spacing w:after="50" w:before="90" w:line="228" w:lineRule="auto"/>
-            </w:pPr>
-            <w:r>
-              <w:rPr>
-                <w:rFonts w:ascii="Arial" w:cs="Arial" w:eastAsia="Arial" w:hAnsi="Arial"/>
-                <w:b/>
-                <w:bCs/>
-                <w:color w:val="14284B"/>
-                <w:sz w:val="16"/>
-                <w:szCs w:val="16"/>
-              </w:rPr>
-              <w:t xml:space="preserve">El forecast proyecta lo que respalda la historia, incluido el ritmo de expansión</w:t>
-            </w:r>
-          </w:p>
-          <w:p>
-            <w:pPr>
-              <w:spacing w:after="60" w:before="0" w:line="228" w:lineRule="auto"/>
-              <w:jc w:val="both"/>
-            </w:pPr>
-            <w:r>
-              <w:rPr>
-                <w:rFonts w:ascii="Arial" w:cs="Arial" w:eastAsia="Arial" w:hAnsi="Arial"/>
-                <w:color w:val="1A1A1A"/>
-                <w:sz w:val="16"/>
-                <w:szCs w:val="16"/>
-              </w:rPr>
-              <w:t xml:space="preserve">Los ingresos crecen 7,7% en 2026E y 5,0% en 2031E (CAGR 2026E–2031E de 6,4%), a medida que el crecimiento real en mismas tiendas converge a los puntos medios de la tasación, maduran los 123.700 m² del pipeline con fecha y, desde 2029E, abren cerca de 27.000 m² al año al ritmo histórico; los ingresos 2026E y 2027E quedan a menos de 0,6% del consenso. El margen EBITDA se mantiene en 79,7–79,8%, bajo el máximo de 2025. El impuesto en caja se normaliza de 16,8% a 27% hacia 2030E y los costos financieros suben con el apalancamiento, por lo que el margen FFO baja de 60,9% a 52,2%. El capital de trabajo se mantiene en 15,6% de los ingresos, el nivel de diciembre de 2025 (Anexo 1). El GLA nuevo rinde 6,9% sobre el costo, un retorno real de 5,0% después de impuestos frente a una WACC real de 7,2%: la expansión suma ingresos, pero no valor.</w:t>
-            </w:r>
-          </w:p>
         </w:tc>
         <w:tc>
           <w:tcPr>
@@ -5666,9 +5626,134 @@
               <w:t xml:space="preserve">Estado de flujos (método directo; intereses pagados en financiamiento). FCF antes de amortizaciones. Capex = propiedades de inversión + intangibles + PP&amp;E (15,8% de los ingresos en 2025; 24,8% en 1S26). Fuente: EEFF Plaza S.A. (CMF); análisis del equipo.</w:t>
             </w:r>
           </w:p>
+        </w:tc>
+      </w:tr>
+      <w:tr>
+        <w:trPr>
+          <w:cantSplit/>
+        </w:trPr>
+        <w:tc>
+          <w:tcPr>
+            <w:tcW w:type="dxa" w:w="6900"/>
+            <w:tcBorders>
+              <w:top w:val="none" w:color="FFFFFF" w:sz="0"/>
+              <w:left w:val="none" w:color="FFFFFF" w:sz="0"/>
+              <w:bottom w:val="none" w:color="FFFFFF" w:sz="0"/>
+              <w:right w:val="none" w:color="FFFFFF" w:sz="0"/>
+            </w:tcBorders>
+            <w:tcMar>
+              <w:top w:type="dxa" w:w="0"/>
+              <w:left w:type="dxa" w:w="0"/>
+              <w:bottom w:type="dxa" w:w="0"/>
+              <w:right w:type="dxa" w:w="0"/>
+            </w:tcMar>
+            <w:vAlign w:val="top"/>
+          </w:tcPr>
           <w:p>
             <w:pPr>
-              <w:spacing w:after="30" w:before="90" w:line="228" w:lineRule="auto"/>
+              <w:keepNext/>
+              <w:pBdr>
+                <w:bottom w:val="single" w:color="E9004B" w:sz="8" w:space="1"/>
+              </w:pBdr>
+              <w:spacing w:after="50" w:before="90" w:line="228" w:lineRule="auto"/>
+            </w:pPr>
+            <w:r>
+              <w:rPr>
+                <w:rFonts w:ascii="Arial" w:cs="Arial" w:eastAsia="Arial" w:hAnsi="Arial"/>
+                <w:b/>
+                <w:bCs/>
+                <w:color w:val="14284B"/>
+                <w:sz w:val="16"/>
+                <w:szCs w:val="16"/>
+              </w:rPr>
+              <w:t xml:space="preserve">Los indicadores de flujo justifican el AAA; los ratios contables lo exageran</w:t>
+            </w:r>
+          </w:p>
+          <w:p>
+            <w:pPr>
+              <w:spacing w:after="60" w:before="0" w:line="228" w:lineRule="auto"/>
+              <w:jc w:val="both"/>
+            </w:pPr>
+            <w:r>
+              <w:rPr>
+                <w:rFonts w:ascii="Arial" w:cs="Arial" w:eastAsia="Arial" w:hAnsi="Arial"/>
+                <w:color w:val="1A1A1A"/>
+                <w:sz w:val="16"/>
+                <w:szCs w:val="16"/>
+              </w:rPr>
+              <w:t xml:space="preserve">El LTV bajó de 26,9% a 18,8% en 2025, pero 5,0 pp de la caída de 8,0 pp vinieron de revalorizar el denominador; con las propiedades al valor de 2024 más las adiciones, el LTV habría sido 23,8% (Figura 5). Los indicadores de flujo son el lente honesto y respaldan el alza de Feller Rate a AAA (25 de septiembre de 2026): la DFN/EBITDA bajó de 3,78x a 2,36x con el EBITDA UDM de junio de 2026 (la cifra de 2024 incluye solo un mes de Perú), y el EBITDA cubre 8,4x los costos financieros.</w:t>
+            </w:r>
+          </w:p>
+          <w:p>
+            <w:pPr>
+              <w:spacing w:after="60" w:before="0" w:line="228" w:lineRule="auto"/>
+              <w:jc w:val="both"/>
+            </w:pPr>
+            <w:r>
+              <w:rPr>
+                <w:rFonts w:ascii="Arial" w:cs="Arial" w:eastAsia="Arial" w:hAnsi="Arial"/>
+                <w:color w:val="1A1A1A"/>
+                <w:sz w:val="16"/>
+                <w:szCs w:val="16"/>
+              </w:rPr>
+              <w:t xml:space="preserve">La deuda bruta de CLP 1.633 mil MM está 79% en UF, 14% en PEN y 7% en COP, en línea con las monedas de los ingresos; el 95% es de largo plazo, con una duración de 6,6 años. Los bonos en UF pagan un cupón real de 3,36% (3,48% efectivo), pero con el reajuste UF el costo nominal total fue cercano a 7% en 2025. Los vencimientos se concentran en 2029, 2031 y 2033 (Figura 6); refinanciar la serie S (1,32% efectivo) a la tasa de la última emisión (4,33%) sumaría cerca de CLP 4,9 mil MM al año. La liquidez es holgada: a junio de 2026 la razón corriente era 2,50x y la caja cubría 1,71x los pasivos corrientes.</w:t>
+            </w:r>
+          </w:p>
+          <w:p>
+            <w:pPr>
+              <w:spacing w:after="60" w:before="0" w:line="228" w:lineRule="auto"/>
+              <w:jc w:val="both"/>
+            </w:pPr>
+            <w:r>
+              <w:rPr>
+                <w:rFonts w:ascii="Arial" w:cs="Arial" w:eastAsia="Arial" w:hAnsi="Arial"/>
+                <w:color w:val="1A1A1A"/>
+                <w:sz w:val="16"/>
+                <w:szCs w:val="16"/>
+              </w:rPr>
+              <w:t xml:space="preserve">Nuestro caso base usa esa holgura. La DFN/EBITDA converge linealmente de 2,36x a 3,5x a fines de 2031E, entre Cencosud Shopping (2,1x) y Parque Arauco (5,7x), y cada vuelta adicional suma 25 pb al costo real de la deuda. La caja por sobre el payout de 40% y el plan de capex se devuelve con recompras o dividendos extraordinarios: CLP 1,8 billones acumulados en 2S26E–2031E (Anexo 5). Con 3,5x, el nuevo AAA probablemente quedaría bajo presión.</w:t>
+            </w:r>
+          </w:p>
+        </w:tc>
+        <w:tc>
+          <w:tcPr>
+            <w:tcW w:type="dxa" w:w="216"/>
+            <w:tcBorders>
+              <w:top w:val="none" w:color="FFFFFF" w:sz="0"/>
+              <w:left w:val="none" w:color="FFFFFF" w:sz="0"/>
+              <w:bottom w:val="none" w:color="FFFFFF" w:sz="0"/>
+              <w:right w:val="none" w:color="FFFFFF" w:sz="0"/>
+            </w:tcBorders>
+            <w:tcMar>
+              <w:top w:type="dxa" w:w="0"/>
+              <w:left w:type="dxa" w:w="0"/>
+              <w:bottom w:type="dxa" w:w="0"/>
+              <w:right w:type="dxa" w:w="0"/>
+            </w:tcMar>
+            <w:vAlign w:val="top"/>
+          </w:tcPr>
+          <w:p/>
+        </w:tc>
+        <w:tc>
+          <w:tcPr>
+            <w:tcW w:type="dxa" w:w="3550"/>
+            <w:tcBorders>
+              <w:top w:val="none" w:color="FFFFFF" w:sz="0"/>
+              <w:left w:val="none" w:color="FFFFFF" w:sz="0"/>
+              <w:bottom w:val="none" w:color="FFFFFF" w:sz="0"/>
+              <w:right w:val="none" w:color="FFFFFF" w:sz="0"/>
+            </w:tcBorders>
+            <w:tcMar>
+              <w:top w:type="dxa" w:w="0"/>
+              <w:left w:type="dxa" w:w="0"/>
+              <w:bottom w:type="dxa" w:w="0"/>
+              <w:right w:type="dxa" w:w="0"/>
+            </w:tcMar>
+            <w:vAlign w:val="top"/>
+          </w:tcPr>
+          <w:p>
+            <w:pPr>
+              <w:spacing w:after="30" w:before="20" w:line="228" w:lineRule="auto"/>
             </w:pPr>
             <w:r>
               <w:rPr>
@@ -5836,9 +5921,104 @@
               <w:t xml:space="preserve">Bonos en UF, valor libro dic-25 (total CLP 1.277,7 mil MM); etiqueta = tasa real efectiva (años con dos series: promedio ponderado). Excluye CLP 301,6 mil MM de deuda bancaria en PEN/COP. Fuente: EEFF dic-25, Nota 14; análisis del equipo.</w:t>
             </w:r>
           </w:p>
+        </w:tc>
+      </w:tr>
+      <w:tr>
+        <w:trPr>
+          <w:cantSplit/>
+        </w:trPr>
+        <w:tc>
+          <w:tcPr>
+            <w:tcW w:type="dxa" w:w="6900"/>
+            <w:tcBorders>
+              <w:top w:val="none" w:color="FFFFFF" w:sz="0"/>
+              <w:left w:val="none" w:color="FFFFFF" w:sz="0"/>
+              <w:bottom w:val="none" w:color="FFFFFF" w:sz="0"/>
+              <w:right w:val="none" w:color="FFFFFF" w:sz="0"/>
+            </w:tcBorders>
+            <w:tcMar>
+              <w:top w:type="dxa" w:w="0"/>
+              <w:left w:type="dxa" w:w="0"/>
+              <w:bottom w:type="dxa" w:w="0"/>
+              <w:right w:type="dxa" w:w="0"/>
+            </w:tcMar>
+            <w:vAlign w:val="top"/>
+          </w:tcPr>
           <w:p>
             <w:pPr>
-              <w:spacing w:after="30" w:before="90" w:line="228" w:lineRule="auto"/>
+              <w:keepNext/>
+              <w:pBdr>
+                <w:bottom w:val="single" w:color="E9004B" w:sz="8" w:space="1"/>
+              </w:pBdr>
+              <w:spacing w:after="50" w:before="90" w:line="228" w:lineRule="auto"/>
+            </w:pPr>
+            <w:r>
+              <w:rPr>
+                <w:rFonts w:ascii="Arial" w:cs="Arial" w:eastAsia="Arial" w:hAnsi="Arial"/>
+                <w:b/>
+                <w:bCs/>
+                <w:color w:val="14284B"/>
+                <w:sz w:val="16"/>
+                <w:szCs w:val="16"/>
+              </w:rPr>
+              <w:t xml:space="preserve">El forecast proyecta lo que respalda la historia, incluido el ritmo de expansión</w:t>
+            </w:r>
+          </w:p>
+          <w:p>
+            <w:pPr>
+              <w:spacing w:after="60" w:before="0" w:line="228" w:lineRule="auto"/>
+              <w:jc w:val="both"/>
+            </w:pPr>
+            <w:r>
+              <w:rPr>
+                <w:rFonts w:ascii="Arial" w:cs="Arial" w:eastAsia="Arial" w:hAnsi="Arial"/>
+                <w:color w:val="1A1A1A"/>
+                <w:sz w:val="16"/>
+                <w:szCs w:val="16"/>
+              </w:rPr>
+              <w:t xml:space="preserve">Los ingresos crecen 7,7% en 2026E y 5,0% en 2031E (CAGR 2026E–2031E de 6,4%), a medida que el crecimiento real en mismas tiendas converge a los puntos medios de la tasación, maduran los 123.700 m² del pipeline con fecha y, desde 2029E, abren cerca de 27.000 m² al año al ritmo histórico (Figura 7); los ingresos 2026E y 2027E quedan a menos de 0,6% del consenso. El margen EBITDA se mantiene en 79,7–79,8%, bajo el máximo de 2025. El impuesto en caja se normaliza de 16,8% a 27% hacia 2030E y los costos financieros suben con el apalancamiento, por lo que el margen FFO baja de 60,9% a 52,2%. El capital de trabajo se mantiene en 15,6% de los ingresos, el nivel de diciembre de 2025 (Anexo 1). El GLA nuevo rinde 6,9% sobre el costo, un retorno real de 5,0% después de impuestos frente a una WACC real de 7,2%: la expansión suma ingresos, pero no valor.</w:t>
+            </w:r>
+          </w:p>
+        </w:tc>
+        <w:tc>
+          <w:tcPr>
+            <w:tcW w:type="dxa" w:w="216"/>
+            <w:tcBorders>
+              <w:top w:val="none" w:color="FFFFFF" w:sz="0"/>
+              <w:left w:val="none" w:color="FFFFFF" w:sz="0"/>
+              <w:bottom w:val="none" w:color="FFFFFF" w:sz="0"/>
+              <w:right w:val="none" w:color="FFFFFF" w:sz="0"/>
+            </w:tcBorders>
+            <w:tcMar>
+              <w:top w:type="dxa" w:w="0"/>
+              <w:left w:type="dxa" w:w="0"/>
+              <w:bottom w:type="dxa" w:w="0"/>
+              <w:right w:type="dxa" w:w="0"/>
+            </w:tcMar>
+            <w:vAlign w:val="top"/>
+          </w:tcPr>
+          <w:p/>
+        </w:tc>
+        <w:tc>
+          <w:tcPr>
+            <w:tcW w:type="dxa" w:w="3550"/>
+            <w:tcBorders>
+              <w:top w:val="none" w:color="FFFFFF" w:sz="0"/>
+              <w:left w:val="none" w:color="FFFFFF" w:sz="0"/>
+              <w:bottom w:val="none" w:color="FFFFFF" w:sz="0"/>
+              <w:right w:val="none" w:color="FFFFFF" w:sz="0"/>
+            </w:tcBorders>
+            <w:tcMar>
+              <w:top w:type="dxa" w:w="0"/>
+              <w:left w:type="dxa" w:w="0"/>
+              <w:bottom w:type="dxa" w:w="0"/>
+              <w:right w:type="dxa" w:w="0"/>
+            </w:tcMar>
+            <w:vAlign w:val="top"/>
+          </w:tcPr>
+          <w:p>
+            <w:pPr>
+              <w:spacing w:after="30" w:before="20" w:line="228" w:lineRule="auto"/>
             </w:pPr>
             <w:r>
               <w:rPr>

--- a/informe/Mallplaza_Analisis_Financiero_ES.docx
+++ b/informe/Mallplaza_Analisis_Financiero_ES.docx
@@ -5010,151 +5010,21 @@
               <w:t xml:space="preserve">Sin las ganancias por valor razonable netas de impuesto diferido, la utilidad distribuible auditada fue CLP 369 mil MM y el ROE 9,7%, el más alto de los tres pares locales en base comparable (Anexo 6). El FFO, que reconstruimos desde los estados financieros con 0,02% de diferencia frente a los CLP 405 mil MM reportados (Figura 2), mantuvo un margen de 59–62% en 2022–2025, mientras la utilidad neta varió más de cuatro veces. El FFO excluye el reajuste UF de la deuda (CLP 44 mil MM, 11% del FFO); la utilidad distribuible lo incluye y es nuestra ancla conservadora de utilidades.</w:t>
             </w:r>
           </w:p>
-        </w:tc>
-        <w:tc>
-          <w:tcPr>
-            <w:tcW w:type="dxa" w:w="216"/>
-            <w:tcBorders>
-              <w:top w:val="none" w:color="FFFFFF" w:sz="0"/>
-              <w:left w:val="none" w:color="FFFFFF" w:sz="0"/>
-              <w:bottom w:val="none" w:color="FFFFFF" w:sz="0"/>
-              <w:right w:val="none" w:color="FFFFFF" w:sz="0"/>
-            </w:tcBorders>
-            <w:tcMar>
-              <w:top w:type="dxa" w:w="0"/>
-              <w:left w:type="dxa" w:w="0"/>
-              <w:bottom w:type="dxa" w:w="0"/>
-              <w:right w:type="dxa" w:w="0"/>
-            </w:tcMar>
-            <w:vAlign w:val="top"/>
-          </w:tcPr>
-          <w:p/>
-        </w:tc>
-        <w:tc>
-          <w:tcPr>
-            <w:tcW w:type="dxa" w:w="3550"/>
-            <w:tcBorders>
-              <w:top w:val="none" w:color="FFFFFF" w:sz="0"/>
-              <w:left w:val="none" w:color="FFFFFF" w:sz="0"/>
-              <w:bottom w:val="none" w:color="FFFFFF" w:sz="0"/>
-              <w:right w:val="none" w:color="FFFFFF" w:sz="0"/>
-            </w:tcBorders>
-            <w:tcMar>
-              <w:top w:type="dxa" w:w="0"/>
-              <w:left w:type="dxa" w:w="0"/>
-              <w:bottom w:type="dxa" w:w="0"/>
-              <w:right w:type="dxa" w:w="0"/>
-            </w:tcMar>
-            <w:vAlign w:val="top"/>
-          </w:tcPr>
           <w:p>
             <w:pPr>
-              <w:spacing w:after="30" w:before="20" w:line="228" w:lineRule="auto"/>
-            </w:pPr>
-            <w:r>
-              <w:rPr>
-                <w:rFonts w:ascii="Arial" w:cs="Arial" w:eastAsia="Arial" w:hAnsi="Arial"/>
-                <w:b/>
-                <w:bCs/>
-                <w:color w:val="14284B"/>
-                <w:sz w:val="14"/>
-                <w:szCs w:val="14"/>
-              </w:rPr>
-              <w:t xml:space="preserve">Figura 2: </w:t>
-            </w:r>
-            <w:r>
-              <w:rPr>
-                <w:rFonts w:ascii="Arial" w:cs="Arial" w:eastAsia="Arial" w:hAnsi="Arial"/>
-                <w:color w:val="14284B"/>
-                <w:sz w:val="14"/>
-                <w:szCs w:val="14"/>
-              </w:rPr>
-              <w:t xml:space="preserve">Sin revalorizaciones ni partidas no monetarias, CLP 1.441 mil MM de utilidad se vuelven CLP 408 mil MM de FFO (CLP mil MM)</w:t>
-            </w:r>
-          </w:p>
-          <w:p>
-            <w:pPr>
-              <w:spacing w:after="20" w:before="0" w:line="240" w:lineRule="auto"/>
-            </w:pPr>
-            <w:r>
-              <w:drawing>
-                <wp:inline distT="0" distB="0" distL="0" distR="0">
-                  <wp:extent cx="2257425" cy="1695450"/>
-                  <wp:effectExtent t="0" r="0" b="0" l="0"/>
-                  <wp:docPr id="1" name="" descr="" title=""/>
-                  <wp:cNvGraphicFramePr>
-                    <a:graphicFrameLocks xmlns:a="http://schemas.openxmlformats.org/drawingml/2006/main" noChangeAspect="1"/>
-                  </wp:cNvGraphicFramePr>
-                  <a:graphic xmlns:a="http://schemas.openxmlformats.org/drawingml/2006/main">
-                    <a:graphicData uri="http://schemas.openxmlformats.org/drawingml/2006/picture">
-                      <pic:pic xmlns:pic="http://schemas.openxmlformats.org/drawingml/2006/picture">
-                        <pic:nvPicPr>
-                          <pic:cNvPr id="0" name="" descr=""/>
-                          <pic:cNvPicPr>
-                            <a:picLocks noChangeAspect="1" noChangeArrowheads="1"/>
-                          </pic:cNvPicPr>
-                        </pic:nvPicPr>
-                        <pic:blipFill>
-                          <a:blip r:embed="rId11" cstate="none"/>
-                          <a:srcRect/>
-                          <a:stretch>
-                            <a:fillRect/>
-                          </a:stretch>
-                        </pic:blipFill>
-                        <pic:spPr bwMode="auto">
-                          <a:xfrm>
-                            <a:off x="0" y="0"/>
-                            <a:ext cx="2257425" cy="1695450"/>
-                          </a:xfrm>
-                          <a:prstGeom prst="rect">
-                            <a:avLst/>
-                          </a:prstGeom>
-                        </pic:spPr>
-                      </pic:pic>
-                    </a:graphicData>
-                  </a:graphic>
-                </wp:inline>
-              </w:drawing>
-            </w:r>
-          </w:p>
-          <w:p>
-            <w:pPr>
-              <w:spacing w:after="0" w:before="10" w:line="216" w:lineRule="auto"/>
+              <w:spacing w:after="60" w:before="0" w:line="228" w:lineRule="auto"/>
               <w:jc w:val="both"/>
             </w:pPr>
             <w:r>
               <w:rPr>
                 <w:rFonts w:ascii="Arial" w:cs="Arial" w:eastAsia="Arial" w:hAnsi="Arial"/>
-                <w:color w:val="5F5F5F"/>
-                <w:sz w:val="11"/>
-                <w:szCs w:val="11"/>
+                <w:color w:val="1A1A1A"/>
+                <w:sz w:val="16"/>
+                <w:szCs w:val="16"/>
               </w:rPr>
-              <w:t xml:space="preserve">Celeste suma, rojo resta, azul = totales. Tras minoritarios (CLP 2,8 mil MM), el FFO atribuible es CLP 405,2 mil MM vs 405,3 reportado. Fuente: EEFF Plaza S.A. (CMF) 2025, Notas 13.1 y 23; análisis del equipo.</w:t>
+              <w:t xml:space="preserve">Descompuesto, el ROE normalizado de 2025 (9,7%) es un margen neto normalizado de 56,5% por una rotación de activos de apenas 0,097x y un apalancamiento contable de 1,77x. La rotación es baja porque el balance está a valor razonable: cada revalorización infla los activos y el patrimonio sin traer más caja. Por eso proyectamos un ROE normalizado estable en torno a 8%, que solo sube con el apalancamiento y no con la operación.</w:t>
             </w:r>
           </w:p>
-        </w:tc>
-      </w:tr>
-      <w:tr>
-        <w:trPr>
-          <w:cantSplit/>
-        </w:trPr>
-        <w:tc>
-          <w:tcPr>
-            <w:tcW w:type="dxa" w:w="6900"/>
-            <w:tcBorders>
-              <w:top w:val="none" w:color="FFFFFF" w:sz="0"/>
-              <w:left w:val="none" w:color="FFFFFF" w:sz="0"/>
-              <w:bottom w:val="none" w:color="FFFFFF" w:sz="0"/>
-              <w:right w:val="none" w:color="FFFFFF" w:sz="0"/>
-            </w:tcBorders>
-            <w:tcMar>
-              <w:top w:type="dxa" w:w="0"/>
-              <w:left w:type="dxa" w:w="0"/>
-              <w:bottom w:type="dxa" w:w="0"/>
-              <w:right w:type="dxa" w:w="0"/>
-            </w:tcMar>
-            <w:vAlign w:val="top"/>
-          </w:tcPr>
           <w:p>
             <w:pPr>
               <w:keepNext/>
@@ -5320,6 +5190,91 @@
                 <w:sz w:val="14"/>
                 <w:szCs w:val="14"/>
               </w:rPr>
+              <w:t xml:space="preserve">Figura 2: </w:t>
+            </w:r>
+            <w:r>
+              <w:rPr>
+                <w:rFonts w:ascii="Arial" w:cs="Arial" w:eastAsia="Arial" w:hAnsi="Arial"/>
+                <w:color w:val="14284B"/>
+                <w:sz w:val="14"/>
+                <w:szCs w:val="14"/>
+              </w:rPr>
+              <w:t xml:space="preserve">Sin revalorizaciones ni partidas no monetarias, CLP 1.441 mil MM de utilidad se vuelven CLP 408 mil MM de FFO (CLP mil MM)</w:t>
+            </w:r>
+          </w:p>
+          <w:p>
+            <w:pPr>
+              <w:spacing w:after="20" w:before="0" w:line="240" w:lineRule="auto"/>
+            </w:pPr>
+            <w:r>
+              <w:drawing>
+                <wp:inline distT="0" distB="0" distL="0" distR="0">
+                  <wp:extent cx="2257425" cy="1695450"/>
+                  <wp:effectExtent t="0" r="0" b="0" l="0"/>
+                  <wp:docPr id="1" name="" descr="" title=""/>
+                  <wp:cNvGraphicFramePr>
+                    <a:graphicFrameLocks xmlns:a="http://schemas.openxmlformats.org/drawingml/2006/main" noChangeAspect="1"/>
+                  </wp:cNvGraphicFramePr>
+                  <a:graphic xmlns:a="http://schemas.openxmlformats.org/drawingml/2006/main">
+                    <a:graphicData uri="http://schemas.openxmlformats.org/drawingml/2006/picture">
+                      <pic:pic xmlns:pic="http://schemas.openxmlformats.org/drawingml/2006/picture">
+                        <pic:nvPicPr>
+                          <pic:cNvPr id="0" name="" descr=""/>
+                          <pic:cNvPicPr>
+                            <a:picLocks noChangeAspect="1" noChangeArrowheads="1"/>
+                          </pic:cNvPicPr>
+                        </pic:nvPicPr>
+                        <pic:blipFill>
+                          <a:blip r:embed="rId11" cstate="none"/>
+                          <a:srcRect/>
+                          <a:stretch>
+                            <a:fillRect/>
+                          </a:stretch>
+                        </pic:blipFill>
+                        <pic:spPr bwMode="auto">
+                          <a:xfrm>
+                            <a:off x="0" y="0"/>
+                            <a:ext cx="2257425" cy="1695450"/>
+                          </a:xfrm>
+                          <a:prstGeom prst="rect">
+                            <a:avLst/>
+                          </a:prstGeom>
+                        </pic:spPr>
+                      </pic:pic>
+                    </a:graphicData>
+                  </a:graphic>
+                </wp:inline>
+              </w:drawing>
+            </w:r>
+          </w:p>
+          <w:p>
+            <w:pPr>
+              <w:spacing w:after="0" w:before="10" w:line="216" w:lineRule="auto"/>
+              <w:jc w:val="both"/>
+            </w:pPr>
+            <w:r>
+              <w:rPr>
+                <w:rFonts w:ascii="Arial" w:cs="Arial" w:eastAsia="Arial" w:hAnsi="Arial"/>
+                <w:color w:val="5F5F5F"/>
+                <w:sz w:val="11"/>
+                <w:szCs w:val="11"/>
+              </w:rPr>
+              <w:t xml:space="preserve">Celeste suma, rojo resta, azul = totales. Tras minoritarios (CLP 2,8 mil MM), el FFO atribuible es CLP 405,2 mil MM vs 405,3 reportado. Fuente: EEFF Plaza S.A. (CMF) 2025, Notas 13.1 y 23; análisis del equipo.</w:t>
+            </w:r>
+          </w:p>
+          <w:p>
+            <w:pPr>
+              <w:spacing w:after="30" w:before="90" w:line="228" w:lineRule="auto"/>
+            </w:pPr>
+            <w:r>
+              <w:rPr>
+                <w:rFonts w:ascii="Arial" w:cs="Arial" w:eastAsia="Arial" w:hAnsi="Arial"/>
+                <w:b/>
+                <w:bCs/>
+                <w:color w:val="14284B"/>
+                <w:sz w:val="14"/>
+                <w:szCs w:val="14"/>
+              </w:rPr>
               <w:t xml:space="preserve">Figura 3: </w:t>
             </w:r>
             <w:r>
@@ -5390,6 +5345,91 @@
                 <w:szCs w:val="11"/>
               </w:rPr>
               <w:t xml:space="preserve">Segmentos separados en forma multiplicativa (real × inflación × moneda) desde el crecimiento en moneda local (Chile 6,1%, Perú 7,9%, Colombia 7,3%); consolidado ponderado por ingresos 2025. Fuente: EEFF intermedios (CMF), Nota 24; UF (SII/BCCh); Bloomberg; INEI; DANE; análisis del equipo.</w:t>
+            </w:r>
+          </w:p>
+          <w:p>
+            <w:pPr>
+              <w:spacing w:after="30" w:before="90" w:line="228" w:lineRule="auto"/>
+            </w:pPr>
+            <w:r>
+              <w:rPr>
+                <w:rFonts w:ascii="Arial" w:cs="Arial" w:eastAsia="Arial" w:hAnsi="Arial"/>
+                <w:b/>
+                <w:bCs/>
+                <w:color w:val="14284B"/>
+                <w:sz w:val="14"/>
+                <w:szCs w:val="14"/>
+              </w:rPr>
+              <w:t xml:space="preserve">Figura 4: </w:t>
+            </w:r>
+            <w:r>
+              <w:rPr>
+                <w:rFonts w:ascii="Arial" w:cs="Arial" w:eastAsia="Arial" w:hAnsi="Arial"/>
+                <w:color w:val="14284B"/>
+                <w:sz w:val="14"/>
+                <w:szCs w:val="14"/>
+              </w:rPr>
+              <w:t xml:space="preserve">El flujo de caja libre cubre los dividendos 1,5–2,6x aun con más capex (2025, CLP mil MM)</w:t>
+            </w:r>
+          </w:p>
+          <w:p>
+            <w:pPr>
+              <w:spacing w:after="20" w:before="0" w:line="240" w:lineRule="auto"/>
+            </w:pPr>
+            <w:r>
+              <w:drawing>
+                <wp:inline distT="0" distB="0" distL="0" distR="0">
+                  <wp:extent cx="2257425" cy="1600200"/>
+                  <wp:effectExtent t="0" r="0" b="0" l="0"/>
+                  <wp:docPr id="1" name="" descr="" title=""/>
+                  <wp:cNvGraphicFramePr>
+                    <a:graphicFrameLocks xmlns:a="http://schemas.openxmlformats.org/drawingml/2006/main" noChangeAspect="1"/>
+                  </wp:cNvGraphicFramePr>
+                  <a:graphic xmlns:a="http://schemas.openxmlformats.org/drawingml/2006/main">
+                    <a:graphicData uri="http://schemas.openxmlformats.org/drawingml/2006/picture">
+                      <pic:pic xmlns:pic="http://schemas.openxmlformats.org/drawingml/2006/picture">
+                        <pic:nvPicPr>
+                          <pic:cNvPr id="0" name="" descr=""/>
+                          <pic:cNvPicPr>
+                            <a:picLocks noChangeAspect="1" noChangeArrowheads="1"/>
+                          </pic:cNvPicPr>
+                        </pic:nvPicPr>
+                        <pic:blipFill>
+                          <a:blip r:embed="rId13" cstate="none"/>
+                          <a:srcRect/>
+                          <a:stretch>
+                            <a:fillRect/>
+                          </a:stretch>
+                        </pic:blipFill>
+                        <pic:spPr bwMode="auto">
+                          <a:xfrm>
+                            <a:off x="0" y="0"/>
+                            <a:ext cx="2257425" cy="1600200"/>
+                          </a:xfrm>
+                          <a:prstGeom prst="rect">
+                            <a:avLst/>
+                          </a:prstGeom>
+                        </pic:spPr>
+                      </pic:pic>
+                    </a:graphicData>
+                  </a:graphic>
+                </wp:inline>
+              </w:drawing>
+            </w:r>
+          </w:p>
+          <w:p>
+            <w:pPr>
+              <w:spacing w:after="0" w:before="10" w:line="216" w:lineRule="auto"/>
+              <w:jc w:val="both"/>
+            </w:pPr>
+            <w:r>
+              <w:rPr>
+                <w:rFonts w:ascii="Arial" w:cs="Arial" w:eastAsia="Arial" w:hAnsi="Arial"/>
+                <w:color w:val="5F5F5F"/>
+                <w:sz w:val="11"/>
+                <w:szCs w:val="11"/>
+              </w:rPr>
+              <w:t xml:space="preserve">Estado de flujos (método directo; intereses pagados en financiamiento). FCF antes de amortizaciones. Capex = propiedades de inversión + intangibles + PP&amp;E (15,8% de los ingresos en 2025; 24,8% en 1S26). Fuente: EEFF Plaza S.A. (CMF); análisis del equipo.</w:t>
             </w:r>
           </w:p>
         </w:tc>
@@ -5501,154 +5541,24 @@
                 <w:sz w:val="16"/>
                 <w:szCs w:val="16"/>
               </w:rPr>
-              <w:t xml:space="preserve">El capex está subiendo. Los compromisos contractuales de inversión aumentaron a CLP 78 mil MM en junio de 2026 desde CLP 18 mil MM en diciembre de 2025, y el capex en propiedades de 1S26 fue CLP 81 mil MM (+176%). El caso base financia los USD 445 MM restantes del pipeline en 2026–2028 y luego sigue agregando cerca de 27.000 m² de GLA al año, el ritmo orgánico de 2022–2025, por lo que el capex se estabiliza cerca de 16% de los ingresos y no en el piso de mantención de 5,5% (Figura 7).</w:t>
-            </w:r>
-          </w:p>
-        </w:tc>
-        <w:tc>
-          <w:tcPr>
-            <w:tcW w:type="dxa" w:w="216"/>
-            <w:tcBorders>
-              <w:top w:val="none" w:color="FFFFFF" w:sz="0"/>
-              <w:left w:val="none" w:color="FFFFFF" w:sz="0"/>
-              <w:bottom w:val="none" w:color="FFFFFF" w:sz="0"/>
-              <w:right w:val="none" w:color="FFFFFF" w:sz="0"/>
-            </w:tcBorders>
-            <w:tcMar>
-              <w:top w:type="dxa" w:w="0"/>
-              <w:left w:type="dxa" w:w="0"/>
-              <w:bottom w:type="dxa" w:w="0"/>
-              <w:right w:type="dxa" w:w="0"/>
-            </w:tcMar>
-            <w:vAlign w:val="top"/>
-          </w:tcPr>
-          <w:p/>
-        </w:tc>
-        <w:tc>
-          <w:tcPr>
-            <w:tcW w:type="dxa" w:w="3550"/>
-            <w:tcBorders>
-              <w:top w:val="none" w:color="FFFFFF" w:sz="0"/>
-              <w:left w:val="none" w:color="FFFFFF" w:sz="0"/>
-              <w:bottom w:val="none" w:color="FFFFFF" w:sz="0"/>
-              <w:right w:val="none" w:color="FFFFFF" w:sz="0"/>
-            </w:tcBorders>
-            <w:tcMar>
-              <w:top w:type="dxa" w:w="0"/>
-              <w:left w:type="dxa" w:w="0"/>
-              <w:bottom w:type="dxa" w:w="0"/>
-              <w:right w:type="dxa" w:w="0"/>
-            </w:tcMar>
-            <w:vAlign w:val="top"/>
-          </w:tcPr>
-          <w:p>
-            <w:pPr>
-              <w:spacing w:after="30" w:before="20" w:line="228" w:lineRule="auto"/>
-            </w:pPr>
-            <w:r>
-              <w:rPr>
-                <w:rFonts w:ascii="Arial" w:cs="Arial" w:eastAsia="Arial" w:hAnsi="Arial"/>
-                <w:b/>
-                <w:bCs/>
-                <w:color w:val="14284B"/>
-                <w:sz w:val="14"/>
-                <w:szCs w:val="14"/>
-              </w:rPr>
-              <w:t xml:space="preserve">Figura 4: </w:t>
-            </w:r>
-            <w:r>
-              <w:rPr>
-                <w:rFonts w:ascii="Arial" w:cs="Arial" w:eastAsia="Arial" w:hAnsi="Arial"/>
-                <w:color w:val="14284B"/>
-                <w:sz w:val="14"/>
-                <w:szCs w:val="14"/>
-              </w:rPr>
-              <w:t xml:space="preserve">El flujo de caja libre cubre los dividendos 1,5–2,6x aun con más capex (2025, CLP mil MM)</w:t>
+              <w:t xml:space="preserve">La política de dividendos reparte 40% de la utilidad distribuible con un año de rezago, por lo que la caja retenida es alta: CLP 171,6 mil MM en 2025. En el caso base, el FFO sube de CLP 428,5 mil MM en 2026E a 501,6 mil MM en 2031E y los dividendos ordinarios de CLP 147,7 a 172,6 mil MM; la caja restante, junto con la deuda nueva, financia el capex y las distribuciones adicionales (Anexo 5).</w:t>
             </w:r>
           </w:p>
           <w:p>
             <w:pPr>
-              <w:spacing w:after="20" w:before="0" w:line="240" w:lineRule="auto"/>
-            </w:pPr>
-            <w:r>
-              <w:drawing>
-                <wp:inline distT="0" distB="0" distL="0" distR="0">
-                  <wp:extent cx="2257425" cy="1600200"/>
-                  <wp:effectExtent t="0" r="0" b="0" l="0"/>
-                  <wp:docPr id="1" name="" descr="" title=""/>
-                  <wp:cNvGraphicFramePr>
-                    <a:graphicFrameLocks xmlns:a="http://schemas.openxmlformats.org/drawingml/2006/main" noChangeAspect="1"/>
-                  </wp:cNvGraphicFramePr>
-                  <a:graphic xmlns:a="http://schemas.openxmlformats.org/drawingml/2006/main">
-                    <a:graphicData uri="http://schemas.openxmlformats.org/drawingml/2006/picture">
-                      <pic:pic xmlns:pic="http://schemas.openxmlformats.org/drawingml/2006/picture">
-                        <pic:nvPicPr>
-                          <pic:cNvPr id="0" name="" descr=""/>
-                          <pic:cNvPicPr>
-                            <a:picLocks noChangeAspect="1" noChangeArrowheads="1"/>
-                          </pic:cNvPicPr>
-                        </pic:nvPicPr>
-                        <pic:blipFill>
-                          <a:blip r:embed="rId13" cstate="none"/>
-                          <a:srcRect/>
-                          <a:stretch>
-                            <a:fillRect/>
-                          </a:stretch>
-                        </pic:blipFill>
-                        <pic:spPr bwMode="auto">
-                          <a:xfrm>
-                            <a:off x="0" y="0"/>
-                            <a:ext cx="2257425" cy="1600200"/>
-                          </a:xfrm>
-                          <a:prstGeom prst="rect">
-                            <a:avLst/>
-                          </a:prstGeom>
-                        </pic:spPr>
-                      </pic:pic>
-                    </a:graphicData>
-                  </a:graphic>
-                </wp:inline>
-              </w:drawing>
-            </w:r>
-          </w:p>
-          <w:p>
-            <w:pPr>
-              <w:spacing w:after="0" w:before="10" w:line="216" w:lineRule="auto"/>
+              <w:spacing w:after="60" w:before="0" w:line="228" w:lineRule="auto"/>
               <w:jc w:val="both"/>
             </w:pPr>
             <w:r>
               <w:rPr>
                 <w:rFonts w:ascii="Arial" w:cs="Arial" w:eastAsia="Arial" w:hAnsi="Arial"/>
-                <w:color w:val="5F5F5F"/>
-                <w:sz w:val="11"/>
-                <w:szCs w:val="11"/>
+                <w:color w:val="1A1A1A"/>
+                <w:sz w:val="16"/>
+                <w:szCs w:val="16"/>
               </w:rPr>
-              <w:t xml:space="preserve">Estado de flujos (método directo; intereses pagados en financiamiento). FCF antes de amortizaciones. Capex = propiedades de inversión + intangibles + PP&amp;E (15,8% de los ingresos en 2025; 24,8% en 1S26). Fuente: EEFF Plaza S.A. (CMF); análisis del equipo.</w:t>
+              <w:t xml:space="preserve">El capex está subiendo. Los compromisos contractuales de inversión aumentaron a CLP 78 mil MM en junio de 2026 desde CLP 18 mil MM en diciembre de 2025, y el capex en propiedades de 1S26 fue CLP 81 mil MM (+176%). El caso base financia los USD 445 MM restantes del pipeline en 2026–2028 y luego sigue agregando cerca de 27.000 m² de GLA al año, el ritmo orgánico de 2022–2025, por lo que el capex se estabiliza cerca de 16% de los ingresos y no en el piso de mantención de 5,5% (Figura 7).</w:t>
             </w:r>
           </w:p>
-        </w:tc>
-      </w:tr>
-      <w:tr>
-        <w:trPr>
-          <w:cantSplit/>
-        </w:trPr>
-        <w:tc>
-          <w:tcPr>
-            <w:tcW w:type="dxa" w:w="6900"/>
-            <w:tcBorders>
-              <w:top w:val="none" w:color="FFFFFF" w:sz="0"/>
-              <w:left w:val="none" w:color="FFFFFF" w:sz="0"/>
-              <w:bottom w:val="none" w:color="FFFFFF" w:sz="0"/>
-              <w:right w:val="none" w:color="FFFFFF" w:sz="0"/>
-            </w:tcBorders>
-            <w:tcMar>
-              <w:top w:type="dxa" w:w="0"/>
-              <w:left w:type="dxa" w:w="0"/>
-              <w:bottom w:type="dxa" w:w="0"/>
-              <w:right w:type="dxa" w:w="0"/>
-            </w:tcMar>
-            <w:vAlign w:val="top"/>
-          </w:tcPr>
           <w:p>
             <w:pPr>
               <w:keepNext/>
@@ -5711,7 +5621,107 @@
                 <w:sz w:val="16"/>
                 <w:szCs w:val="16"/>
               </w:rPr>
+              <w:t xml:space="preserve">Hay un pasivo que no aparece en el LTV: los impuestos diferidos, CLP 1.313,7 mil MM a junio de 2026, casi 80% de la deuda financiera bruta. Nacen casi por completo de la revalorización de las propiedades; no son deuda que se pague, pero muestran cuánto del patrimonio contable de CLP 4.820,9 mil MM es tasación y no caja (Anexo 2). Frente a sus pares el balance es conservador: LTV de 18,8% contra 42,9% de Parque Arauco y 16,3% de Cencosud Shopping, y DFN/EBITDA de 2,49x contra 5,68x y 2,11x (Anexo 6).</w:t>
+            </w:r>
+          </w:p>
+          <w:p>
+            <w:pPr>
+              <w:spacing w:after="60" w:before="0" w:line="228" w:lineRule="auto"/>
+              <w:jc w:val="both"/>
+            </w:pPr>
+            <w:r>
+              <w:rPr>
+                <w:rFonts w:ascii="Arial" w:cs="Arial" w:eastAsia="Arial" w:hAnsi="Arial"/>
+                <w:color w:val="1A1A1A"/>
+                <w:sz w:val="16"/>
+                <w:szCs w:val="16"/>
+              </w:rPr>
               <w:t xml:space="preserve">Nuestro caso base usa esa holgura. La DFN/EBITDA converge linealmente de 2,36x a 3,5x a fines de 2031E, entre Cencosud Shopping (2,1x) y Parque Arauco (5,7x), y cada vuelta adicional suma 25 pb al costo real de la deuda. La caja por sobre el payout de 40% y el plan de capex se devuelve con recompras o dividendos extraordinarios: CLP 1,8 billones acumulados en 2S26E–2031E (Anexo 5). Con 3,5x, el nuevo AAA probablemente quedaría bajo presión.</w:t>
+            </w:r>
+          </w:p>
+          <w:p>
+            <w:pPr>
+              <w:keepNext/>
+              <w:pBdr>
+                <w:bottom w:val="single" w:color="E9004B" w:sz="8" w:space="1"/>
+              </w:pBdr>
+              <w:spacing w:after="50" w:before="90" w:line="228" w:lineRule="auto"/>
+            </w:pPr>
+            <w:r>
+              <w:rPr>
+                <w:rFonts w:ascii="Arial" w:cs="Arial" w:eastAsia="Arial" w:hAnsi="Arial"/>
+                <w:b/>
+                <w:bCs/>
+                <w:color w:val="14284B"/>
+                <w:sz w:val="16"/>
+                <w:szCs w:val="16"/>
+              </w:rPr>
+              <w:t xml:space="preserve">El forecast proyecta lo que respalda la historia, incluido el ritmo de expansión</w:t>
+            </w:r>
+          </w:p>
+          <w:p>
+            <w:pPr>
+              <w:spacing w:after="60" w:before="0" w:line="228" w:lineRule="auto"/>
+              <w:jc w:val="both"/>
+            </w:pPr>
+            <w:r>
+              <w:rPr>
+                <w:rFonts w:ascii="Arial" w:cs="Arial" w:eastAsia="Arial" w:hAnsi="Arial"/>
+                <w:color w:val="1A1A1A"/>
+                <w:sz w:val="16"/>
+                <w:szCs w:val="16"/>
+              </w:rPr>
+              <w:t xml:space="preserve">Los ingresos crecen 7,7% en 2026E y 5,0% en 2031E (CAGR 2026E–2031E de 6,4%), a medida que el crecimiento real en mismas tiendas converge a los puntos medios de la tasación, maduran los 123.700 m² del pipeline con fecha y, desde 2029E, abren cerca de 27.000 m² al año al ritmo histórico (Figura 7); los ingresos 2026E y 2027E quedan a menos de 0,6% del consenso. El margen EBITDA se mantiene en 79,7–79,8%, bajo el máximo de 2025. El impuesto en caja se normaliza de 16,8% a 27% hacia 2030E y los costos financieros suben con el apalancamiento, por lo que el margen FFO baja de 60,9% a 52,2%. El capital de trabajo se mantiene en 15,6% de los ingresos, el nivel de diciembre de 2025 (Anexo 1). El GLA nuevo rinde 6,9% sobre el costo, un retorno real de 5,0% después de impuestos frente a una WACC real de 7,2%: la expansión suma ingresos, pero no valor.</w:t>
+            </w:r>
+          </w:p>
+          <w:p>
+            <w:pPr>
+              <w:keepNext/>
+              <w:pBdr>
+                <w:bottom w:val="single" w:color="E9004B" w:sz="8" w:space="1"/>
+              </w:pBdr>
+              <w:spacing w:after="50" w:before="90" w:line="228" w:lineRule="auto"/>
+            </w:pPr>
+            <w:r>
+              <w:rPr>
+                <w:rFonts w:ascii="Arial" w:cs="Arial" w:eastAsia="Arial" w:hAnsi="Arial"/>
+                <w:b/>
+                <w:bCs/>
+                <w:color w:val="14284B"/>
+                <w:sz w:val="16"/>
+                <w:szCs w:val="16"/>
+              </w:rPr>
+              <w:t xml:space="preserve">Lo que esto significa para la valoración</w:t>
+            </w:r>
+          </w:p>
+          <w:p>
+            <w:pPr>
+              <w:spacing w:after="60" w:before="0" w:line="228" w:lineRule="auto"/>
+              <w:jc w:val="both"/>
+            </w:pPr>
+            <w:r>
+              <w:rPr>
+                <w:rFonts w:ascii="Arial" w:cs="Arial" w:eastAsia="Arial" w:hAnsi="Arial"/>
+                <w:color w:val="1A1A1A"/>
+                <w:sz w:val="16"/>
+                <w:szCs w:val="16"/>
+              </w:rPr>
+              <w:t xml:space="preserve">El análisis deja tres conclusiones para el modelo. Primero, la base de utilidades correcta es la caja: usamos el EBITDA de la compañía, que elimina una sola vez la revalorización (Anexo 4), y la utilidad distribuible como ancla, no la utilidad contable de CLP 1.431 mil MM. Segundo, la calidad del negocio no está en duda: Mallplaza tiene el ROE normalizado más alto de sus pares locales (9,7% frente a 7,8% de Parque Arauco y 8,0% de Cencosud Shopping) con un LTV de solo 18,8% (Anexo 6).</w:t>
+            </w:r>
+          </w:p>
+          <w:p>
+            <w:pPr>
+              <w:spacing w:after="60" w:before="0" w:line="228" w:lineRule="auto"/>
+              <w:jc w:val="both"/>
+            </w:pPr>
+            <w:r>
+              <w:rPr>
+                <w:rFonts w:ascii="Arial" w:cs="Arial" w:eastAsia="Arial" w:hAnsi="Arial"/>
+                <w:color w:val="1A1A1A"/>
+                <w:sz w:val="16"/>
+                <w:szCs w:val="16"/>
+              </w:rPr>
+              <w:t xml:space="preserve">Tercero, el retorno sobre el capital a valor razonable es bajo. El ROIC de 2025, con NOPAT al 27% sobre el capital invertido a valor de tasación, fue 7,3% (Anexo 3), por debajo de una WACC nominal de 10,4%: las propiedades valen en libros más de lo que sus flujos justifican a nuestra tasa. Al precio actual, el FFO 2026E de CLP 428,5 mil MM rinde 5,5% sobre el valor de mercado (18x FFO) y la utilidad distribuible 4,9%: el mercado paga por estos flujos como si fueran casi libres de riesgo. Esa es la brecha que cuantifica la sección de Valuación. En suma: un negocio de alta calidad, con caja predecible y un balance holgado, cuyo precio ya descuenta más de lo que esos flujos pueden entregar.</w:t>
             </w:r>
           </w:p>
         </w:tc>
@@ -5783,7 +5793,7 @@
             <w:r>
               <w:drawing>
                 <wp:inline distT="0" distB="0" distL="0" distR="0">
-                  <wp:extent cx="2257425" cy="1466850"/>
+                  <wp:extent cx="2257425" cy="1828800"/>
                   <wp:effectExtent t="0" r="0" b="0" l="0"/>
                   <wp:docPr id="1" name="" descr="" title=""/>
                   <wp:cNvGraphicFramePr>
@@ -5808,7 +5818,7 @@
                         <pic:spPr bwMode="auto">
                           <a:xfrm>
                             <a:off x="0" y="0"/>
-                            <a:ext cx="2257425" cy="1466850"/>
+                            <a:ext cx="2257425" cy="1828800"/>
                           </a:xfrm>
                           <a:prstGeom prst="rect">
                             <a:avLst/>
@@ -5868,7 +5878,7 @@
             <w:r>
               <w:drawing>
                 <wp:inline distT="0" distB="0" distL="0" distR="0">
-                  <wp:extent cx="2257425" cy="1552575"/>
+                  <wp:extent cx="2257425" cy="2009775"/>
                   <wp:effectExtent t="0" r="0" b="0" l="0"/>
                   <wp:docPr id="1" name="" descr="" title=""/>
                   <wp:cNvGraphicFramePr>
@@ -5893,7 +5903,7 @@
                         <pic:spPr bwMode="auto">
                           <a:xfrm>
                             <a:off x="0" y="0"/>
-                            <a:ext cx="2257425" cy="1552575"/>
+                            <a:ext cx="2257425" cy="2009775"/>
                           </a:xfrm>
                           <a:prstGeom prst="rect">
                             <a:avLst/>
@@ -5921,104 +5931,9 @@
               <w:t xml:space="preserve">Bonos en UF, valor libro dic-25 (total CLP 1.277,7 mil MM); etiqueta = tasa real efectiva (años con dos series: promedio ponderado). Excluye CLP 301,6 mil MM de deuda bancaria en PEN/COP. Fuente: EEFF dic-25, Nota 14; análisis del equipo.</w:t>
             </w:r>
           </w:p>
-        </w:tc>
-      </w:tr>
-      <w:tr>
-        <w:trPr>
-          <w:cantSplit/>
-        </w:trPr>
-        <w:tc>
-          <w:tcPr>
-            <w:tcW w:type="dxa" w:w="6900"/>
-            <w:tcBorders>
-              <w:top w:val="none" w:color="FFFFFF" w:sz="0"/>
-              <w:left w:val="none" w:color="FFFFFF" w:sz="0"/>
-              <w:bottom w:val="none" w:color="FFFFFF" w:sz="0"/>
-              <w:right w:val="none" w:color="FFFFFF" w:sz="0"/>
-            </w:tcBorders>
-            <w:tcMar>
-              <w:top w:type="dxa" w:w="0"/>
-              <w:left w:type="dxa" w:w="0"/>
-              <w:bottom w:type="dxa" w:w="0"/>
-              <w:right w:type="dxa" w:w="0"/>
-            </w:tcMar>
-            <w:vAlign w:val="top"/>
-          </w:tcPr>
           <w:p>
             <w:pPr>
-              <w:keepNext/>
-              <w:pBdr>
-                <w:bottom w:val="single" w:color="E9004B" w:sz="8" w:space="1"/>
-              </w:pBdr>
-              <w:spacing w:after="50" w:before="90" w:line="228" w:lineRule="auto"/>
-            </w:pPr>
-            <w:r>
-              <w:rPr>
-                <w:rFonts w:ascii="Arial" w:cs="Arial" w:eastAsia="Arial" w:hAnsi="Arial"/>
-                <w:b/>
-                <w:bCs/>
-                <w:color w:val="14284B"/>
-                <w:sz w:val="16"/>
-                <w:szCs w:val="16"/>
-              </w:rPr>
-              <w:t xml:space="preserve">El forecast proyecta lo que respalda la historia, incluido el ritmo de expansión</w:t>
-            </w:r>
-          </w:p>
-          <w:p>
-            <w:pPr>
-              <w:spacing w:after="60" w:before="0" w:line="228" w:lineRule="auto"/>
-              <w:jc w:val="both"/>
-            </w:pPr>
-            <w:r>
-              <w:rPr>
-                <w:rFonts w:ascii="Arial" w:cs="Arial" w:eastAsia="Arial" w:hAnsi="Arial"/>
-                <w:color w:val="1A1A1A"/>
-                <w:sz w:val="16"/>
-                <w:szCs w:val="16"/>
-              </w:rPr>
-              <w:t xml:space="preserve">Los ingresos crecen 7,7% en 2026E y 5,0% en 2031E (CAGR 2026E–2031E de 6,4%), a medida que el crecimiento real en mismas tiendas converge a los puntos medios de la tasación, maduran los 123.700 m² del pipeline con fecha y, desde 2029E, abren cerca de 27.000 m² al año al ritmo histórico (Figura 7); los ingresos 2026E y 2027E quedan a menos de 0,6% del consenso. El margen EBITDA se mantiene en 79,7–79,8%, bajo el máximo de 2025. El impuesto en caja se normaliza de 16,8% a 27% hacia 2030E y los costos financieros suben con el apalancamiento, por lo que el margen FFO baja de 60,9% a 52,2%. El capital de trabajo se mantiene en 15,6% de los ingresos, el nivel de diciembre de 2025 (Anexo 1). El GLA nuevo rinde 6,9% sobre el costo, un retorno real de 5,0% después de impuestos frente a una WACC real de 7,2%: la expansión suma ingresos, pero no valor.</w:t>
-            </w:r>
-          </w:p>
-        </w:tc>
-        <w:tc>
-          <w:tcPr>
-            <w:tcW w:type="dxa" w:w="216"/>
-            <w:tcBorders>
-              <w:top w:val="none" w:color="FFFFFF" w:sz="0"/>
-              <w:left w:val="none" w:color="FFFFFF" w:sz="0"/>
-              <w:bottom w:val="none" w:color="FFFFFF" w:sz="0"/>
-              <w:right w:val="none" w:color="FFFFFF" w:sz="0"/>
-            </w:tcBorders>
-            <w:tcMar>
-              <w:top w:type="dxa" w:w="0"/>
-              <w:left w:type="dxa" w:w="0"/>
-              <w:bottom w:type="dxa" w:w="0"/>
-              <w:right w:type="dxa" w:w="0"/>
-            </w:tcMar>
-            <w:vAlign w:val="top"/>
-          </w:tcPr>
-          <w:p/>
-        </w:tc>
-        <w:tc>
-          <w:tcPr>
-            <w:tcW w:type="dxa" w:w="3550"/>
-            <w:tcBorders>
-              <w:top w:val="none" w:color="FFFFFF" w:sz="0"/>
-              <w:left w:val="none" w:color="FFFFFF" w:sz="0"/>
-              <w:bottom w:val="none" w:color="FFFFFF" w:sz="0"/>
-              <w:right w:val="none" w:color="FFFFFF" w:sz="0"/>
-            </w:tcBorders>
-            <w:tcMar>
-              <w:top w:type="dxa" w:w="0"/>
-              <w:left w:type="dxa" w:w="0"/>
-              <w:bottom w:type="dxa" w:w="0"/>
-              <w:right w:type="dxa" w:w="0"/>
-            </w:tcMar>
-            <w:vAlign w:val="top"/>
-          </w:tcPr>
-          <w:p>
-            <w:pPr>
-              <w:spacing w:after="30" w:before="20" w:line="228" w:lineRule="auto"/>
+              <w:spacing w:after="30" w:before="90" w:line="228" w:lineRule="auto"/>
             </w:pPr>
             <w:r>
               <w:rPr>
@@ -6048,7 +5963,7 @@
             <w:r>
               <w:drawing>
                 <wp:inline distT="0" distB="0" distL="0" distR="0">
-                  <wp:extent cx="2257425" cy="2009775"/>
+                  <wp:extent cx="2257425" cy="2695575"/>
                   <wp:effectExtent t="0" r="0" b="0" l="0"/>
                   <wp:docPr id="1" name="" descr="" title=""/>
                   <wp:cNvGraphicFramePr>
@@ -6073,7 +5988,7 @@
                         <pic:spPr bwMode="auto">
                           <a:xfrm>
                             <a:off x="0" y="0"/>
-                            <a:ext cx="2257425" cy="2009775"/>
+                            <a:ext cx="2257425" cy="2695575"/>
                           </a:xfrm>
                           <a:prstGeom prst="rect">
                             <a:avLst/>
